--- a/example_articles/countries/France/6.countries_France_Other_publisher.docx
+++ b/example_articles/countries/France/6.countries_France_Other_publisher.docx
@@ -31,17 +31,17 @@
     </w:p>
     <w:p>
       <w:r>
-        <w:t>Source File: Other publishers/Files (500) (14).DOCX</w:t>
+        <w:t>Source file: Other publishers/Files (500) (14).DOCX</w:t>
       </w:r>
     </w:p>
     <w:p>
       <w:r>
-        <w:t>Raw locations result: ['France']</w:t>
+        <w:t>Raw locations result, 'locations': ['France']</w:t>
       </w:r>
     </w:p>
     <w:p>
       <w:r>
-        <w:t>countries_stand_flat (Standardized): France</w:t>
+        <w:t>Standardized locations result, 'countries_stand_flat': France</w:t>
       </w:r>
     </w:p>
     <w:p>

--- a/example_articles/countries/France/6.countries_France_Other_publisher.docx
+++ b/example_articles/countries/France/6.countries_France_Other_publisher.docx
@@ -7,11 +7,7 @@
         <w:pStyle w:val="Heading1"/>
       </w:pPr>
       <w:r>
-        <w:t>MOORE STRUTS HIS WORKING MAN SCHTICK;</w:t>
-        <w:br/>
-        <w:t>DOCUMENTARY MAKER, CHAMPION OF THE DISPLACED WORKER COMES TO TOWN TO SPEAK AT;</w:t>
-        <w:br/>
-        <w:t>THE LABOR PARTY'S FIRST CONSTITUTIONAL CONVENTION.</w:t>
+        <w:t>IN FRANCE, EMERGENCY CONTRACEPTIVE GOES TO SCHOOL</w:t>
       </w:r>
     </w:p>
     <w:p>
@@ -21,17 +17,17 @@
     </w:p>
     <w:p>
       <w:r>
-        <w:t>Date: 1998-11-15</w:t>
+        <w:t>Date: 2000-02-14</w:t>
       </w:r>
     </w:p>
     <w:p>
       <w:r>
-        <w:t>Section: LOCAL,</w:t>
+        <w:t>Section: NATIONAL,</w:t>
       </w:r>
     </w:p>
     <w:p>
       <w:r>
-        <w:t>Source file: Other publishers/Files (500) (14).DOCX</w:t>
+        <w:t>Source file: Other publishers/Files (500) (29).DOCX</w:t>
       </w:r>
     </w:p>
     <w:p>
@@ -53,49 +49,65 @@
     </w:p>
     <w:p>
       <w:r>
-        <w:t>There was Michael Moore, the rumpled and funny needler of corporate America, standing in front of his cameraman yesterday as he interviewed a woman who was about to lose her job at the Nabisco plant.</w:t>
+        <w:t>The students stopping in at the high school infirmary on a recent morning here were making their usual requests: Some wanted aspirin. Others, cold medicine. One just wanted a place to cry because she had flunked a math test.</w:t>
         <w:br/>
-        <w:t>''What's the price of a first-class postage stamp?'' Moore, the satiric documentary maker, asked Sharita Jones, a Bridgeville woman who knew too well about downsizing.</w:t>
+        <w:t>Soon, however - as soon as the nurse here gets her supply - students will also be able to pick up morning-after pills.</w:t>
         <w:br/>
-        <w:t>''Thirty-two cents,'' Jones, a 29-year veteran of Nabisco, replied.</w:t>
+        <w:t>Last month, France became the first country in the world to give its school nurses the right to dispense emergency contraception pills. The pills are to be available in high schools and junior highs, where students are as young as 12. Although the nurses are advised to make efforts to inform the child's parents, they do not have to.</w:t>
         <w:br/>
-        <w:t>Jones, who makes the filling for Ritz Bits at the soon-to-close East Liberty plant, also answered correctly many other bizarre Moore questions the nearest public school, the price of a gallon of gas, how to repair a broken toilet.</w:t>
+        <w:t>French health and education officials hope the policy will help lower unwanted pregnancies among teenagers and reduce the country's abortion rate, among the highest in the European Union, and stubbornly so, as it has not dropped despite the wider availability of contraception in the past decade.</w:t>
         <w:br/>
-        <w:t>In town for the Labor Party's convention, Moore was also doing his man-on-the-street schtick on a Downtown sidewalk in his inimitable style for a segment of his upcoming cable TV Show, ''The Awful Truth.'' He was asking Jones the same questions he had asked rich people on Rodeo Drive in Beverly Hills.</w:t>
+        <w:t>The measure has found wide support here. Women's groups and abortion rights activists and even some parents groups see it as a major step toward making contraception more accessible to young people, even those who live a long way from family-planning clinics, those who cannot afford to buy the pills and those who are too shy to go to the local pharmacist, who may know everyone in the village.</w:t>
         <w:br/>
-        <w:t>As is always the case with Moore projects, including his first documentary, ''Roger and Me,'' the rich don't end up looking terribly smart. Most of those Beverly Hills people didn't know the cost of a postage stamp or where the nearest public school was. They did, however, know the price of a bottle of Dom Perignon.</w:t>
+        <w:t>The school nurse's union has also hailed the measure as a positive step.</w:t>
         <w:br/>
-        <w:t>''It is to see who knows more - the rich or the working class,'' Moore said before giving a speech to the Labor Party, which is conducting its first constitutional convention.</w:t>
+        <w:t>Many nurses, like Chantal Broal, who runs the infirmary at the high school here, believe they will be able to ease the burden on terrified young girls who make mistakes. In this working-class city on the outskirts of Paris where many of the students come from North African immigrant families who rarely discuss sex with their children, Broal says there are unwanted pregnancies every year.</w:t>
         <w:br/>
-        <w:t>Moore couldn't have found a more receptive audience yesterday. A Labor Party member, a proletarian alternative to the Democrats and Republicans, Moore was surrounded by union members who praised his films and books and asked for his autograph.</w:t>
+        <w:t>"Having a pill that can help is a lot better than standing around with my arms at my side," Broal said recently between tending to students.</w:t>
         <w:br/>
-        <w:t>''I don't think Roger Smith has ever been the same since,'' one man called to Moore, referring to the movie in which Moore haplessly pursues General Motors chief Smith to hear why he closed the GM plant in his hometown of Flint, Mich.</w:t>
+        <w:t>Despite days of banner headlines on the subject, few youngsters who stopped by the infirmary even knew about the new policy.</w:t>
         <w:br/>
-        <w:t>''The guy has never called me,'' Moore replied.  ''You would think one phone call.''</w:t>
+        <w:t>But even in a country that has often been a leader in contraception issues, some parents and family rights groups are saying the government has gone too far this time. Some say it is usurping the role of the parent and is encouraging casual sex. Worse still, some say, it may be inadvertently promoting the use of the morning-after pill when the need for condoms to prevent sexually transmitted diseases, including AIDS, should be emphasized.</w:t>
         <w:br/>
-        <w:t>With his flannel shirt and cap, Moore, 44, could still pass as a working-class guy from Flint, being paid $ 15,000 a year at an alternative newspaper. That's what he was before 1990, when ''Roger and Me'' made him famous. In his second movie, ''The Big One,'' he managed to get an interview with Phil Knight, the Nike chairman, and grilled him about using child labor in overseas factories.</w:t>
+        <w:t>"It is a complex issue," said Christian Ganet, the president of Parents of Public School Students, the more conservative of the two federations of parent associations in France, which has denounced the school distribution program. "There are a lot of facets to this thing. On the one side there are advantages. If you did a survey, there is an advantage to a number of children, but from the other side how many will begin to rely on this and become HIV-positive?"</w:t>
         <w:br/>
-        <w:t>But has Moore's life become more like the people he skewers now that he has become famous? Critics say the champion of the displaced worker has strayed from his proletariat past and now lives in a $ 1.27 million penthouse off Central Park.</w:t>
+        <w:t>The decision to make the morning-after pill available to schoolgirls follows a decision in June by the French government to allow pharmacists to sell the medicine over the counter without a prescription. France is also the only country to do that. To be effective, the pill, marketed here under the brand name Norvelo, must be taken within 72 hours of having sex. It works by preventing a fertilized egg from implanting itself in the womb.</w:t>
         <w:br/>
-        <w:t>Wrong, says Moore. A big exaggeration. It's not a $ 1.27 million penthouse, though he said it ''costs a boatload of money'' because it is in Manhattan.</w:t>
+        <w:t>Similar pills are available in the United States and about 15 countries in Europe, but only with a prescription. England alone is testing a program that would allow specially trained pharmacists to sell such a pill without a doctor's approval.</w:t>
         <w:br/>
-        <w:t>Moore said he has worked hard at not changing his life. He said he still has the same wife and friends and gives away at least one third of his money. He said he has also helped out relatives.</w:t>
+        <w:t>The Norvelo pill is not the same as RU-486, or methapristone, which can terminate pregnancies up to 12 weeks after conception. In its literature, the French government describes Norvelo as a "late contraception" pill, though Catholic groups take offense at this.</w:t>
         <w:br/>
-        <w:t>''I feel very privileged to be able to buy things for our families, to pay off families' debts, make down payments on houses for our brothers and sisters, to send my daughter to a good school next year.''</w:t>
+        <w:t>"They are kidding themselves," said Francoise Meauze, vice president of the National Confederation of Catholic Family Associations. "This is an abortion pill, too, and distributing it like this is not right. There is a banalization of sex going on. And of course the big danger is that the kids will just keep going back and back again for another pill."</w:t>
         <w:br/>
-        <w:t>Yesterday, he gave a $ 10,000 royalty from his book, ''Adventures in a TV Nation'' to the Labor Party's education wing.</w:t>
+        <w:t>Meauze, like others who have come out against the program, said she was shocked at the way that French government decided on distributing the pill, after consulting hardly anyone involved. Ganet, the leader of one parent group, said he was not informed of the decision before it was announced.</w:t>
         <w:br/>
-        <w:t>Moore, who was introduced to the convention as the ''Labor Party's most satirical member,'' gave a fiery speech in which he told the party to stop acting like a third party.</w:t>
+        <w:t>But French officials say the decision has been carefully thought out, if not widely discussed. "No decision like this is wholly without flaws," said Segolene Royal, the deputy minister of education who announced the decision at a conference for school nurses on Nov. 26. "But at the same time there exists a universal morality that demands that we relieve human suffering when we can."</w:t>
         <w:br/>
-        <w:t>He said corporations have made their job of organizing workers easier by continuing to lay off employees in the face of fat profits and shoving them into ''crummy'' HMOs, which he nicknamed ''Hand the money over.''</w:t>
+        <w:t>School nurses have been able to dispense the pills since Jan. 8, but nurses are on their own to order the pills, and nothing was in place by then in most schools.</w:t>
         <w:br/>
-        <w:t>The results of the recent election heartened him, and he said he thought it boded well for the Labor Party's chances to be a real force in politics.</w:t>
+        <w:t>The decision was brought on in part by a government-commissioned report looking into abortion practices, 25 years after abortion was legalized here. The author of the report, Dr. Israel Nisand, a professor of obstetrics and gynecology at Strasbourg University, recommended the measure and the institution of sex education after discovering that French adolescents, who receive virtually no sex education, were horribly misinformed.</w:t>
         <w:br/>
-        <w:t>''The good news is that people are so fed up about this and they wanted to whack the right side of this one-party system.''</w:t>
+        <w:t>Nisand found that many youngsters believed they could not get pregnant until they had had sex several times. They also believe that having sex when they are menstruating is risk-free. And, he said, they often do not use condoms correctly.</w:t>
         <w:br/>
-        <w:t>He said the Democrats and Republicans are really one party. ''It's Tweedle Dumb and Tweedle Dumber.</w:t>
+        <w:t>"The people who mix up a discussion about the morning-after pill with AIDS are really masking other motives," Dr. Nisand said. "Right now, the youngsters have a far greater risk of getting pregnant and an abortion at the age of 14 is very traumatic. If you can prevent only a few hundred of those it is a good thing."</w:t>
         <w:br/>
-        <w:t>''People are desperately looking for an alternative. We can be that alternative. . . . What we don't need is a third party. We need a second party. We should be a second party. I want the Democrats and Republicans to merge into the one party they are and let us have our own party.''</w:t>
+        <w:t>Though a largely Catholic country, France has for a long time given students confidentiality when they sought advice on contraception, and condoms have been available in French schools for years.</w:t>
+        <w:br/>
+        <w:t>Still, abortions have failed to decline in the last decade. Each year, about 220,000 abortions are performed in France, about 6,700 on adolescents under the age of 18. In 1995, the most recent figures available for France, 10.5 out of every 1,000 girls under the age of 20 had an abortion, according to the World Health Organization. By comparison, the rate of abortion in 1995 in Germany was 6.8, in Italy, 6.3 and in Spain, 4.5. The United Kingdom has a higher rate at 18.5.</w:t>
+        <w:br/>
+        <w:t>Former eastern bloc countries, where other forms of birth control used to be very difficult to obtain, continue to have far higher abortion rates, in many cases more than 30 per 1,000.</w:t>
+        <w:br/>
+        <w:t>In 1996, the rate of abortion among girls between the ages of 15 and 19 in the United States was 29.9 per 1,000 girls, according to the U.S. Centers for Disease Control and Prevention.</w:t>
+        <w:br/>
+        <w:t>Some of the students at the Lycee La Plaine de Neauphle, the high school in Trappes, squirmed with embarrassment at the idea of going to the infirmary to get either condoms or the morning-after pill. "Maybe," said Isabelle Sohet, 17, looking doubtful. "If you were in real trouble."</w:t>
+        <w:br/>
+        <w:t>But like several other students, she wondered whether the easy availability of the pill would make it that much harder to persuade the boys to use a condom.</w:t>
+        <w:br/>
+        <w:t>"It's hard to know what is good policy," she said. "I can see, too, that having that pill could really save your life some time, so this is a hard question."</w:t>
+        <w:br/>
+        <w:t>Broal, who runs the infirmary, says she cannot begin to guess whether there will be a lot of demand for the pill. Until now, she pointed out, girls who needed it had no reason to come see her. "But if they know it's here," she said, "they may come."</w:t>
+        <w:br/>
+        <w:t>WORLD VIEW</w:t>
       </w:r>
     </w:p>
     <w:sectPr>

--- a/example_articles/countries/France/6.countries_France_Other_publisher.docx
+++ b/example_articles/countries/France/6.countries_France_Other_publisher.docx
@@ -7,7 +7,7 @@
         <w:pStyle w:val="Heading1"/>
       </w:pPr>
       <w:r>
-        <w:t>IN FRANCE, EMERGENCY CONTRACEPTIVE GOES TO SCHOOL</w:t>
+        <w:t>King Charles III makes a stop at the fire-damaged Notre Dame Cathedral on his state visit to France</w:t>
       </w:r>
     </w:p>
     <w:p>
@@ -17,17 +17,17 @@
     </w:p>
     <w:p>
       <w:r>
-        <w:t>Date: 2000-02-14</w:t>
+        <w:t>Date: 2023-09-22</w:t>
       </w:r>
     </w:p>
     <w:p>
       <w:r>
-        <w:t>Section: NATIONAL,</w:t>
+        <w:t>Section: NEWS; Pg. 0</w:t>
       </w:r>
     </w:p>
     <w:p>
       <w:r>
-        <w:t>Source file: Other publishers/Files (500) (29).DOCX</w:t>
+        <w:t>Source file: Other publishers/Files (500) (2).DOCX</w:t>
       </w:r>
     </w:p>
     <w:p>
@@ -49,65 +49,23 @@
     </w:p>
     <w:p>
       <w:r>
-        <w:t>The students stopping in at the high school infirmary on a recent morning here were making their usual requests: Some wanted aspirin. Others, cold medicine. One just wanted a place to cry because she had flunked a math test.</w:t>
+        <w:t xml:space="preserve">PARIS — King Charles III went from a meeting with young athletes in a working-class, multicultural suburb of Paris to an emotional stop in front of the fire-damaged Notre Dame Cathedral on Thursday, the second day of his state visit to France. Earlier, Charles made an address to lawmakers at the Senate, praising France and the United Kingdom's "indispensable relationship" and its capacity to meet the world's challenges, including Russia's war in Ukraine and climate change. Charles and Queen Camilla, accompanied by French President Emmanuel Macron and his wife, Brigitte, paid much attention to a presentation about ongoing renovation work at Notre Dame, one day after the king said he had been "utterly appalled by the scenes of such devastation following the catastrophic fire" in April 2019. Charles and Camilla weren't able to enter the cathedral for safety reasons, but Macron invited them to take a closer look at the entrance as dozens of workers on the higher floors of the monument applauded the king and took pictures. The cathedral is due to reopen at the end of next year. </w:t>
         <w:br/>
-        <w:t>Soon, however - as soon as the nurse here gets her supply - students will also be able to pick up morning-after pills.</w:t>
+        <w:t>During the day, Charles made a few stops to greet the crowds waiting for him along the streets of the sites he visited, including the Paris flower market named after his late mother, Queen Elizabeth II. In Saint-Denis, north of the capital, Charles chatted with young athletes while Camilla exchanged a few balls with Prithika Pavade, a 19-year-old French table tennis player. The area will serve as a major venue in next year's Olympics. Residents said the royal visit to Saint-Denis was a welcome boost for the town with deep pockets of poverty, a reputation for crime and a feeling among many of being left by the wayside. "A lot of people are poor and it has a reputation as a cutthroat place," said Yasmina Bedar, who was born in Saint-Denis and has lived there for 50 years. "For a king in real flesh and blood to come to Saint-Denis of course can only help our image," she said, chatting with friends in the Le Khédive cafe where Charles stopped to sit down for a few minutes with jobseekers. Café owner Sid Ould-Moussa said, "It's excellent for the town, for us." The king also met there with the Paris Saint-Germain soccer club president Nasser Al-Khelaifi, who gave him the club's No. 3 jersey and explained the club's involvement in supporting young people and communities in difficulty. Charles and Camilla briefly visited the basilica of Saint-Denis, which houses the tombs of French kings. In the morning, the king received a warm welcome from French lawmakers from both the upper and lower houses of parliament gathered at the Senate, who stood and applauded him at length. The partnership between the two nations "remains utterly vital as together we confront the challenges of this world," he said, switching from French to English. "The United Kingdom will always be one of France's closest allies and best friends." "Our determination and our alliance are more important than ever" in response to Russia's invasion of Ukraine, he added. "Together, we are steadfast in our determination Ukraine will triumph, and that our cherished freedoms will prevail." Charles offered to adapt the Franco-British "Entente Cordiale," a 1904 series of agreements that settled former disputes and significantly improved relations, into an "entente for sustainability in order to tackle the global climate and biodiversity emergency more effectively." "There's no challenge we can't meet, as we have so often done in the past," he said. The king's emphasis on climate change came a day after Prime Minister Rishi Sunak announced he was watering down some of Britain's climate commitments, including pushing back a ban on new gas and diesel cars from 2030 to 2035. Charles and Macron later attended a reception for British and French business leaders about financing climate-related and biodiversity projects. The king also met at the British Embassy with French billionaire Bernard Arnault, CEO of the world's biggest luxury group LVMH. Charles and Camilla wrapped up the Parisian leg of their state visit on Thursday evening with an informal meeting at the presidential palace, where they were welcomed by Emmanuel and Brigitte Macron. The royal couple was to head the next day to the southwestern city of Bordeaux that is home to a large British community. Charles is scheduled to meet emergency workers and communities affected by the 2022 wildfires in the area and visit an experimental forest designed to monitor the impact of climate on urban woodlands. He will also tour a vineyard, which has pioneered a sustainable approach to wine making. The royal couple's trip started Wednesday with a ceremony at Arc de Triomphe in Paris and a state dinner at the Palace of Versailles. John Leicester in Paris, and Jill Lawless and Danica Kirka in London, contributed to this story.</w:t>
         <w:br/>
-        <w:t>Last month, France became the first country in the world to give its school nurses the right to dispense emergency contraception pills. The pills are to be available in high schools and junior highs, where students are as young as 12. Although the nurses are advised to make efforts to inform the child's parents, they do not have to.</w:t>
         <w:br/>
-        <w:t>French health and education officials hope the policy will help lower unwanted pregnancies among teenagers and reduce the country's abortion rate, among the highest in the European Union, and stubbornly so, as it has not dropped despite the wider availability of contraception in the past decade.</w:t>
+        <w:t>Notes</w:t>
         <w:br/>
-        <w:t>The measure has found wide support here. Women's groups and abortion rights activists and even some parents groups see it as a major step toward making contraception more accessible to young people, even those who live a long way from family-planning clinics, those who cannot afford to buy the pills and those who are too shy to go to the local pharmacist, who may know everyone in the village.</w:t>
         <w:br/>
-        <w:t>The school nurse's union has also hailed the measure as a positive step.</w:t>
+        <w:t>Eds: UPDATES: This story has been updated to add Charles and Camilla's meeting with sport groups, visit of the basilica of Saint-Denis, minor edits throughout, background, and to add photos. With AP Photos. Eds: MAJOR UPDATE: With visit to Notre Dame, quotes from Saint-Denis residents, details throughout. Adds photos. With AP Photos. Eds: UPDATES: This story has been updated with Charles' meeting with LVMH CEO Bernard Arnault, the last meeting at the presidential palace details about the visit to Bordeaux, and to add photos, video and audio. With AP Photos.; AP Video.</w:t>
         <w:br/>
-        <w:t>Many nurses, like Chantal Broal, who runs the infirmary at the high school here, believe they will be able to ease the burden on terrified young girls who make mistakes. In this working-class city on the outskirts of Paris where many of the students come from North African immigrant families who rarely discuss sex with their children, Broal says there are unwanted pregnancies every year.</w:t>
         <w:br/>
-        <w:t>"Having a pill that can help is a lot better than standing around with my arms at my side," Broal said recently between tending to students.</w:t>
+        <w:t>Graphic</w:t>
         <w:br/>
-        <w:t>Despite days of banner headlines on the subject, few youngsters who stopped by the infirmary even knew about the new policy.</w:t>
         <w:br/>
-        <w:t>But even in a country that has often been a leader in contraception issues, some parents and family rights groups are saying the government has gone too far this time. Some say it is usurping the role of the parent and is encouraging casual sex. Worse still, some say, it may be inadvertently promoting the use of the morning-after pill when the need for condoms to prevent sexually transmitted diseases, including AIDS, should be emphasized.</w:t>
+        <w:t xml:space="preserve"> </w:t>
         <w:br/>
-        <w:t>"It is a complex issue," said Christian Ganet, the president of Parents of Public School Students, the more conservative of the two federations of parent associations in France, which has denounced the school distribution program. "There are a lot of facets to this thing. On the one side there are advantages. If you did a survey, there is an advantage to a number of children, but from the other side how many will begin to rely on this and become HIV-positive?"</w:t>
-        <w:br/>
-        <w:t>The decision to make the morning-after pill available to schoolgirls follows a decision in June by the French government to allow pharmacists to sell the medicine over the counter without a prescription. France is also the only country to do that. To be effective, the pill, marketed here under the brand name Norvelo, must be taken within 72 hours of having sex. It works by preventing a fertilized egg from implanting itself in the womb.</w:t>
-        <w:br/>
-        <w:t>Similar pills are available in the United States and about 15 countries in Europe, but only with a prescription. England alone is testing a program that would allow specially trained pharmacists to sell such a pill without a doctor's approval.</w:t>
-        <w:br/>
-        <w:t>The Norvelo pill is not the same as RU-486, or methapristone, which can terminate pregnancies up to 12 weeks after conception. In its literature, the French government describes Norvelo as a "late contraception" pill, though Catholic groups take offense at this.</w:t>
-        <w:br/>
-        <w:t>"They are kidding themselves," said Francoise Meauze, vice president of the National Confederation of Catholic Family Associations. "This is an abortion pill, too, and distributing it like this is not right. There is a banalization of sex going on. And of course the big danger is that the kids will just keep going back and back again for another pill."</w:t>
-        <w:br/>
-        <w:t>Meauze, like others who have come out against the program, said she was shocked at the way that French government decided on distributing the pill, after consulting hardly anyone involved. Ganet, the leader of one parent group, said he was not informed of the decision before it was announced.</w:t>
-        <w:br/>
-        <w:t>But French officials say the decision has been carefully thought out, if not widely discussed. "No decision like this is wholly without flaws," said Segolene Royal, the deputy minister of education who announced the decision at a conference for school nurses on Nov. 26. "But at the same time there exists a universal morality that demands that we relieve human suffering when we can."</w:t>
-        <w:br/>
-        <w:t>School nurses have been able to dispense the pills since Jan. 8, but nurses are on their own to order the pills, and nothing was in place by then in most schools.</w:t>
-        <w:br/>
-        <w:t>The decision was brought on in part by a government-commissioned report looking into abortion practices, 25 years after abortion was legalized here. The author of the report, Dr. Israel Nisand, a professor of obstetrics and gynecology at Strasbourg University, recommended the measure and the institution of sex education after discovering that French adolescents, who receive virtually no sex education, were horribly misinformed.</w:t>
-        <w:br/>
-        <w:t>Nisand found that many youngsters believed they could not get pregnant until they had had sex several times. They also believe that having sex when they are menstruating is risk-free. And, he said, they often do not use condoms correctly.</w:t>
-        <w:br/>
-        <w:t>"The people who mix up a discussion about the morning-after pill with AIDS are really masking other motives," Dr. Nisand said. "Right now, the youngsters have a far greater risk of getting pregnant and an abortion at the age of 14 is very traumatic. If you can prevent only a few hundred of those it is a good thing."</w:t>
-        <w:br/>
-        <w:t>Though a largely Catholic country, France has for a long time given students confidentiality when they sought advice on contraception, and condoms have been available in French schools for years.</w:t>
-        <w:br/>
-        <w:t>Still, abortions have failed to decline in the last decade. Each year, about 220,000 abortions are performed in France, about 6,700 on adolescents under the age of 18. In 1995, the most recent figures available for France, 10.5 out of every 1,000 girls under the age of 20 had an abortion, according to the World Health Organization. By comparison, the rate of abortion in 1995 in Germany was 6.8, in Italy, 6.3 and in Spain, 4.5. The United Kingdom has a higher rate at 18.5.</w:t>
-        <w:br/>
-        <w:t>Former eastern bloc countries, where other forms of birth control used to be very difficult to obtain, continue to have far higher abortion rates, in many cases more than 30 per 1,000.</w:t>
-        <w:br/>
-        <w:t>In 1996, the rate of abortion among girls between the ages of 15 and 19 in the United States was 29.9 per 1,000 girls, according to the U.S. Centers for Disease Control and Prevention.</w:t>
-        <w:br/>
-        <w:t>Some of the students at the Lycee La Plaine de Neauphle, the high school in Trappes, squirmed with embarrassment at the idea of going to the infirmary to get either condoms or the morning-after pill. "Maybe," said Isabelle Sohet, 17, looking doubtful. "If you were in real trouble."</w:t>
-        <w:br/>
-        <w:t>But like several other students, she wondered whether the easy availability of the pill would make it that much harder to persuade the boys to use a condom.</w:t>
-        <w:br/>
-        <w:t>"It's hard to know what is good policy," she said. "I can see, too, that having that pill could really save your life some time, so this is a hard question."</w:t>
-        <w:br/>
-        <w:t>Broal, who runs the infirmary, says she cannot begin to guess whether there will be a lot of demand for the pill. Until now, she pointed out, girls who needed it had no reason to come see her. "But if they know it's here," she said, "they may come."</w:t>
-        <w:br/>
-        <w:t>WORLD VIEW</w:t>
+        <w:t>Associated Press Britain's King Charles III addresses French lawmakers from both the upper and the lower house of parliament Thursday at the French Senate in Paris. Charles will later meet with sports groups in the northern suburbs of Paris and pay a visit to fire-damaged Notre-Dame cathedral Thursday, on the second day of his state visit to France.</w:t>
       </w:r>
     </w:p>
     <w:sectPr>
